--- a/products-storage/10-avans-usloviya-i-pribyl/07-trebovanie-o-vyplate-avansa.docx
+++ b/products-storage/10-avans-usloviya-i-pribyl/07-trebovanie-o-vyplate-avansa.docx
@@ -23,13 +23,29 @@
       </w:r>
     </w:p>
     <w:p>
+      <w:pPr>
+        <w:spacing w:after="60"/>
+      </w:pPr>
       <w:r>
-        <w:t>По договору № {{...}} от {{...}} пункт {{...}} предусматривает аванс {{...}} руб. в срок {{...}} после {{СОБЫТИЕ}}. Условие выполнено {{ДАТА}}, подтверждение {{...}}. К {{ДАТА}} поступило {{...}} руб.; просроченная сумма {{...}} руб.</w:t>
+        <w:t xml:space="preserve">По договору № {{...}} от {{...}} пункт {{...}} предусматривает аванс {{...}} руб. в срок {{...}} после {{СОБЫТИЕ}}. Условие выполнено {{ДАТА}}, подтверждение {{...}}. К {{ДАТА}} поступило {{...}} руб.; просроченная сумма {{...}} руб. Право требовать предусмотренный договором аванс основано на </w:t>
+      </w:r>
+      <w:hyperlink r:id="rId10">
+        <w:r>
+          <w:rPr>
+            <w:sz w:val="18"/>
+            <w:color w:val="806238"/>
+            <w:u w:val="single"/>
+          </w:rPr>
+          <w:t>п. 2 ст. 711 ГК РФ</w:t>
+        </w:r>
+      </w:hyperlink>
+      <w:r>
+        <w:t>.</w:t>
       </w:r>
     </w:p>
     <w:p>
       <w:r>
-        <w:t>Просим перечислить {{...}} руб. на расчётный счёт {{...}} в договорный срок {{...}} либо направить мотивированный письменный ответ с подтверждающими документами. Сообщаем о влиянии задержки финансирования на работы {{КОНКРЕТНЫЕ ОБЪЁМЫ И СРОКИ}}; вопрос о приостановлении и изменении сроков решается в предусмотренном законом и договором порядке отдельным уведомлением.</w:t>
+        <w:t>Договорный срок выплаты аванса истёк {{ДАТА}}. Требуем перечислить задолженность {{...}} руб. на расчётный счёт {{...}}. Предлагаем исполнить требование добровольно до {{ДАТА}} либо направить мотивированный ответ с документами. Предложенная дата не изменяет наступивший договорный срок и не прекращает начисление предусмотренной законом или договором ответственности. Влияние задержки на работы: {{ОБЪЁМЫ И СРОКИ}}. При наличии оснований вопрос о приостановлении и изменении сроков оформляется отдельным уведомлением в установленном порядке.</w:t>
       </w:r>
     </w:p>
     <w:p>
@@ -53,6 +69,7 @@
       </w:tblGrid>
       <w:tr>
         <w:trPr>
+          <w:cantSplit/>
           <w:cantSplit/>
         </w:trPr>
         <w:tc>
